--- a/paper/STREET Supplement.docx
+++ b/paper/STREET Supplement.docx
@@ -2,7 +2,7 @@
 <file path=word/document.xml><?xml version="1.0" encoding="utf-8"?>
 <w:document xmlns:w="http://schemas.openxmlformats.org/wordprocessingml/2006/main" xmlns:m="http://schemas.openxmlformats.org/officeDocument/2006/math" xmlns:r="http://schemas.openxmlformats.org/officeDocument/2006/relationships" xmlns:o="urn:schemas-microsoft-com:office:office" xmlns:v="urn:schemas-microsoft-com:vml" xmlns:w10="urn:schemas-microsoft-com:office:word" xmlns:a="http://schemas.openxmlformats.org/drawingml/2006/main" xmlns:pic="http://schemas.openxmlformats.org/drawingml/2006/picture" xmlns:wp="http://schemas.openxmlformats.org/drawingml/2006/wordprocessingDrawing">
   <w:body>
-    <w:bookmarkStart w:id="11" w:name="supplementary-material"/>
+    <w:bookmarkStart w:id="12" w:name="supplementary-material"/>
     <w:p>
       <w:pPr>
         <w:pStyle w:val="Heading1"/>
@@ -1684,7 +1684,993 @@
       </w:r>
     </w:p>
     <w:bookmarkEnd w:id="10"/>
+    <w:bookmarkStart w:id="11" w:name="X84520f60e21d58b400a655e48b2a1114f05b929"/>
+    <w:p>
+      <w:pPr>
+        <w:pStyle w:val="Heading2"/>
+      </w:pPr>
+      <w:r>
+        <w:t xml:space="preserve">Table S3. Whether the rationale for each decision cites a figure from the record</w:t>
+      </w:r>
+    </w:p>
+    <w:p>
+      <w:pPr>
+        <w:pStyle w:val="FirstParagraph"/>
+      </w:pPr>
+      <w:r>
+        <w:t xml:space="preserve">Post hoc analysis over accepted conversations. For each decision row the rationale text was searched for figures with a unit (the same extraction as the citation check) and each figure was checked against the numbers in the package. A change decision is counted as cited when at least one such figure is present in the package. Wilson 95 per cent intervals, with the decision row as the unit, are given for the cited proportion; rows are not independent within a conversation, so the intervals are indicative.</w:t>
+      </w:r>
+    </w:p>
+    <w:tbl>
+      <w:tblPr>
+        <w:tblStyle w:val="Table"/>
+        <w:tblW w:type="pct" w:w="5000"/>
+        <w:tblLayout w:type="fixed"/>
+        <w:tblLook w:firstRow="1" w:lastRow="0" w:firstColumn="0" w:lastColumn="0" w:noHBand="0" w:noVBand="0" w:val="0020"/>
+      </w:tblPr>
+      <w:tblGrid>
+        <w:gridCol w:w="1131"/>
+        <w:gridCol w:w="1131"/>
+        <w:gridCol w:w="1131"/>
+        <w:gridCol w:w="1131"/>
+        <w:gridCol w:w="1131"/>
+        <w:gridCol w:w="1131"/>
+        <w:gridCol w:w="1131"/>
+      </w:tblGrid>
+      <w:tr>
+        <w:trPr>
+          <w:tblHeader w:val="on"/>
+        </w:trPr>
+        <w:tc>
+          <w:tcPr/>
+          <w:p>
+            <w:pPr>
+              <w:pStyle w:val="Compact"/>
+            </w:pPr>
+            <w:r>
+              <w:t xml:space="preserve">Model</w:t>
+            </w:r>
+          </w:p>
+        </w:tc>
+        <w:tc>
+          <w:tcPr/>
+          <w:p>
+            <w:pPr>
+              <w:pStyle w:val="Compact"/>
+            </w:pPr>
+            <w:r>
+              <w:t xml:space="preserve">Change decisions</w:t>
+            </w:r>
+          </w:p>
+        </w:tc>
+        <w:tc>
+          <w:tcPr/>
+          <w:p>
+            <w:pPr>
+              <w:pStyle w:val="Compact"/>
+            </w:pPr>
+            <w:r>
+              <w:t xml:space="preserve">Cited a verified figure, n (per cent; 95 per cent interval)</w:t>
+            </w:r>
+          </w:p>
+        </w:tc>
+        <w:tc>
+          <w:tcPr/>
+          <w:p>
+            <w:pPr>
+              <w:pStyle w:val="Compact"/>
+            </w:pPr>
+            <w:r>
+              <w:t xml:space="preserve">Cited figures, none verified</w:t>
+            </w:r>
+          </w:p>
+        </w:tc>
+        <w:tc>
+          <w:tcPr/>
+          <w:p>
+            <w:pPr>
+              <w:pStyle w:val="Compact"/>
+            </w:pPr>
+            <w:r>
+              <w:t xml:space="preserve">No figure in rationale</w:t>
+            </w:r>
+          </w:p>
+        </w:tc>
+        <w:tc>
+          <w:tcPr/>
+          <w:p>
+            <w:pPr>
+              <w:pStyle w:val="Compact"/>
+            </w:pPr>
+            <w:r>
+              <w:t xml:space="preserve">Keep decisions</w:t>
+            </w:r>
+          </w:p>
+        </w:tc>
+        <w:tc>
+          <w:tcPr/>
+          <w:p>
+            <w:pPr>
+              <w:pStyle w:val="Compact"/>
+            </w:pPr>
+            <w:r>
+              <w:t xml:space="preserve">Keep decisions citing a verified figure, n (per cent)</w:t>
+            </w:r>
+          </w:p>
+        </w:tc>
+      </w:tr>
+      <w:tr>
+        <w:tc>
+          <w:tcPr/>
+          <w:p>
+            <w:pPr>
+              <w:pStyle w:val="Compact"/>
+            </w:pPr>
+            <w:r>
+              <w:t xml:space="preserve">Gemini 3.6 Flash</w:t>
+            </w:r>
+          </w:p>
+        </w:tc>
+        <w:tc>
+          <w:tcPr/>
+          <w:p>
+            <w:pPr>
+              <w:pStyle w:val="Compact"/>
+            </w:pPr>
+            <w:r>
+              <w:t xml:space="preserve">160</w:t>
+            </w:r>
+          </w:p>
+        </w:tc>
+        <w:tc>
+          <w:tcPr/>
+          <w:p>
+            <w:pPr>
+              <w:pStyle w:val="Compact"/>
+            </w:pPr>
+            <w:r>
+              <w:t xml:space="preserve">154 (96; 92 to 98)</w:t>
+            </w:r>
+          </w:p>
+        </w:tc>
+        <w:tc>
+          <w:tcPr/>
+          <w:p>
+            <w:pPr>
+              <w:pStyle w:val="Compact"/>
+            </w:pPr>
+            <w:r>
+              <w:t xml:space="preserve">0</w:t>
+            </w:r>
+          </w:p>
+        </w:tc>
+        <w:tc>
+          <w:tcPr/>
+          <w:p>
+            <w:pPr>
+              <w:pStyle w:val="Compact"/>
+            </w:pPr>
+            <w:r>
+              <w:t xml:space="preserve">6</w:t>
+            </w:r>
+          </w:p>
+        </w:tc>
+        <w:tc>
+          <w:tcPr/>
+          <w:p>
+            <w:pPr>
+              <w:pStyle w:val="Compact"/>
+            </w:pPr>
+            <w:r>
+              <w:t xml:space="preserve">990</w:t>
+            </w:r>
+          </w:p>
+        </w:tc>
+        <w:tc>
+          <w:tcPr/>
+          <w:p>
+            <w:pPr>
+              <w:pStyle w:val="Compact"/>
+            </w:pPr>
+            <w:r>
+              <w:t xml:space="preserve">328 (33)</w:t>
+            </w:r>
+          </w:p>
+        </w:tc>
+      </w:tr>
+      <w:tr>
+        <w:tc>
+          <w:tcPr/>
+          <w:p>
+            <w:pPr>
+              <w:pStyle w:val="Compact"/>
+            </w:pPr>
+            <w:r>
+              <w:t xml:space="preserve">Gemini 3.1 Pro Preview</w:t>
+            </w:r>
+          </w:p>
+        </w:tc>
+        <w:tc>
+          <w:tcPr/>
+          <w:p>
+            <w:pPr>
+              <w:pStyle w:val="Compact"/>
+            </w:pPr>
+            <w:r>
+              <w:t xml:space="preserve">141</w:t>
+            </w:r>
+          </w:p>
+        </w:tc>
+        <w:tc>
+          <w:tcPr/>
+          <w:p>
+            <w:pPr>
+              <w:pStyle w:val="Compact"/>
+            </w:pPr>
+            <w:r>
+              <w:t xml:space="preserve">97 (69; 61 to 76)</w:t>
+            </w:r>
+          </w:p>
+        </w:tc>
+        <w:tc>
+          <w:tcPr/>
+          <w:p>
+            <w:pPr>
+              <w:pStyle w:val="Compact"/>
+            </w:pPr>
+            <w:r>
+              <w:t xml:space="preserve">0</w:t>
+            </w:r>
+          </w:p>
+        </w:tc>
+        <w:tc>
+          <w:tcPr/>
+          <w:p>
+            <w:pPr>
+              <w:pStyle w:val="Compact"/>
+            </w:pPr>
+            <w:r>
+              <w:t xml:space="preserve">44</w:t>
+            </w:r>
+          </w:p>
+        </w:tc>
+        <w:tc>
+          <w:tcPr/>
+          <w:p>
+            <w:pPr>
+              <w:pStyle w:val="Compact"/>
+            </w:pPr>
+            <w:r>
+              <w:t xml:space="preserve">1009</w:t>
+            </w:r>
+          </w:p>
+        </w:tc>
+        <w:tc>
+          <w:tcPr/>
+          <w:p>
+            <w:pPr>
+              <w:pStyle w:val="Compact"/>
+            </w:pPr>
+            <w:r>
+              <w:t xml:space="preserve">88 (9)</w:t>
+            </w:r>
+          </w:p>
+        </w:tc>
+      </w:tr>
+      <w:tr>
+        <w:tc>
+          <w:tcPr/>
+          <w:p>
+            <w:pPr>
+              <w:pStyle w:val="Compact"/>
+            </w:pPr>
+            <w:r>
+              <w:t xml:space="preserve">Gemini 3.5 Flash-Lite</w:t>
+            </w:r>
+          </w:p>
+        </w:tc>
+        <w:tc>
+          <w:tcPr/>
+          <w:p>
+            <w:pPr>
+              <w:pStyle w:val="Compact"/>
+            </w:pPr>
+            <w:r>
+              <w:t xml:space="preserve">10</w:t>
+            </w:r>
+          </w:p>
+        </w:tc>
+        <w:tc>
+          <w:tcPr/>
+          <w:p>
+            <w:pPr>
+              <w:pStyle w:val="Compact"/>
+            </w:pPr>
+            <w:r>
+              <w:t xml:space="preserve">9 (90; 60 to 98)</w:t>
+            </w:r>
+          </w:p>
+        </w:tc>
+        <w:tc>
+          <w:tcPr/>
+          <w:p>
+            <w:pPr>
+              <w:pStyle w:val="Compact"/>
+            </w:pPr>
+            <w:r>
+              <w:t xml:space="preserve">0</w:t>
+            </w:r>
+          </w:p>
+        </w:tc>
+        <w:tc>
+          <w:tcPr/>
+          <w:p>
+            <w:pPr>
+              <w:pStyle w:val="Compact"/>
+            </w:pPr>
+            <w:r>
+              <w:t xml:space="preserve">1</w:t>
+            </w:r>
+          </w:p>
+        </w:tc>
+        <w:tc>
+          <w:tcPr/>
+          <w:p>
+            <w:pPr>
+              <w:pStyle w:val="Compact"/>
+            </w:pPr>
+            <w:r>
+              <w:t xml:space="preserve">887</w:t>
+            </w:r>
+          </w:p>
+        </w:tc>
+        <w:tc>
+          <w:tcPr/>
+          <w:p>
+            <w:pPr>
+              <w:pStyle w:val="Compact"/>
+            </w:pPr>
+            <w:r>
+              <w:t xml:space="preserve">129 (15)</w:t>
+            </w:r>
+          </w:p>
+        </w:tc>
+      </w:tr>
+      <w:tr>
+        <w:tc>
+          <w:tcPr/>
+          <w:p>
+            <w:pPr>
+              <w:pStyle w:val="Compact"/>
+            </w:pPr>
+            <w:r>
+              <w:t xml:space="preserve">GPT-5.6-sol</w:t>
+            </w:r>
+          </w:p>
+        </w:tc>
+        <w:tc>
+          <w:tcPr/>
+          <w:p>
+            <w:pPr>
+              <w:pStyle w:val="Compact"/>
+            </w:pPr>
+            <w:r>
+              <w:t xml:space="preserve">20</w:t>
+            </w:r>
+          </w:p>
+        </w:tc>
+        <w:tc>
+          <w:tcPr/>
+          <w:p>
+            <w:pPr>
+              <w:pStyle w:val="Compact"/>
+            </w:pPr>
+            <w:r>
+              <w:t xml:space="preserve">17 (85; 64 to 95)</w:t>
+            </w:r>
+          </w:p>
+        </w:tc>
+        <w:tc>
+          <w:tcPr/>
+          <w:p>
+            <w:pPr>
+              <w:pStyle w:val="Compact"/>
+            </w:pPr>
+            <w:r>
+              <w:t xml:space="preserve">0</w:t>
+            </w:r>
+          </w:p>
+        </w:tc>
+        <w:tc>
+          <w:tcPr/>
+          <w:p>
+            <w:pPr>
+              <w:pStyle w:val="Compact"/>
+            </w:pPr>
+            <w:r>
+              <w:t xml:space="preserve">3</w:t>
+            </w:r>
+          </w:p>
+        </w:tc>
+        <w:tc>
+          <w:tcPr/>
+          <w:p>
+            <w:pPr>
+              <w:pStyle w:val="Compact"/>
+            </w:pPr>
+            <w:r>
+              <w:t xml:space="preserve">1130</w:t>
+            </w:r>
+          </w:p>
+        </w:tc>
+        <w:tc>
+          <w:tcPr/>
+          <w:p>
+            <w:pPr>
+              <w:pStyle w:val="Compact"/>
+            </w:pPr>
+            <w:r>
+              <w:t xml:space="preserve">187 (17)</w:t>
+            </w:r>
+          </w:p>
+        </w:tc>
+      </w:tr>
+      <w:tr>
+        <w:tc>
+          <w:tcPr/>
+          <w:p>
+            <w:pPr>
+              <w:pStyle w:val="Compact"/>
+            </w:pPr>
+            <w:r>
+              <w:t xml:space="preserve">GPT-5.4-mini</w:t>
+            </w:r>
+          </w:p>
+        </w:tc>
+        <w:tc>
+          <w:tcPr/>
+          <w:p>
+            <w:pPr>
+              <w:pStyle w:val="Compact"/>
+            </w:pPr>
+            <w:r>
+              <w:t xml:space="preserve">2</w:t>
+            </w:r>
+          </w:p>
+        </w:tc>
+        <w:tc>
+          <w:tcPr/>
+          <w:p>
+            <w:pPr>
+              <w:pStyle w:val="Compact"/>
+            </w:pPr>
+            <w:r>
+              <w:t xml:space="preserve">0 (0; 0 to 66)</w:t>
+            </w:r>
+          </w:p>
+        </w:tc>
+        <w:tc>
+          <w:tcPr/>
+          <w:p>
+            <w:pPr>
+              <w:pStyle w:val="Compact"/>
+            </w:pPr>
+            <w:r>
+              <w:t xml:space="preserve">0</w:t>
+            </w:r>
+          </w:p>
+        </w:tc>
+        <w:tc>
+          <w:tcPr/>
+          <w:p>
+            <w:pPr>
+              <w:pStyle w:val="Compact"/>
+            </w:pPr>
+            <w:r>
+              <w:t xml:space="preserve">2</w:t>
+            </w:r>
+          </w:p>
+        </w:tc>
+        <w:tc>
+          <w:tcPr/>
+          <w:p>
+            <w:pPr>
+              <w:pStyle w:val="Compact"/>
+            </w:pPr>
+            <w:r>
+              <w:t xml:space="preserve">1102</w:t>
+            </w:r>
+          </w:p>
+        </w:tc>
+        <w:tc>
+          <w:tcPr/>
+          <w:p>
+            <w:pPr>
+              <w:pStyle w:val="Compact"/>
+            </w:pPr>
+            <w:r>
+              <w:t xml:space="preserve">3 (0)</w:t>
+            </w:r>
+          </w:p>
+        </w:tc>
+      </w:tr>
+      <w:tr>
+        <w:tc>
+          <w:tcPr/>
+          <w:p>
+            <w:pPr>
+              <w:pStyle w:val="Compact"/>
+            </w:pPr>
+            <w:r>
+              <w:t xml:space="preserve">Claude Opus 5</w:t>
+            </w:r>
+          </w:p>
+        </w:tc>
+        <w:tc>
+          <w:tcPr/>
+          <w:p>
+            <w:pPr>
+              <w:pStyle w:val="Compact"/>
+            </w:pPr>
+            <w:r>
+              <w:t xml:space="preserve">16</w:t>
+            </w:r>
+          </w:p>
+        </w:tc>
+        <w:tc>
+          <w:tcPr/>
+          <w:p>
+            <w:pPr>
+              <w:pStyle w:val="Compact"/>
+            </w:pPr>
+            <w:r>
+              <w:t xml:space="preserve">16 (100; 81 to 100)</w:t>
+            </w:r>
+          </w:p>
+        </w:tc>
+        <w:tc>
+          <w:tcPr/>
+          <w:p>
+            <w:pPr>
+              <w:pStyle w:val="Compact"/>
+            </w:pPr>
+            <w:r>
+              <w:t xml:space="preserve">0</w:t>
+            </w:r>
+          </w:p>
+        </w:tc>
+        <w:tc>
+          <w:tcPr/>
+          <w:p>
+            <w:pPr>
+              <w:pStyle w:val="Compact"/>
+            </w:pPr>
+            <w:r>
+              <w:t xml:space="preserve">0</w:t>
+            </w:r>
+          </w:p>
+        </w:tc>
+        <w:tc>
+          <w:tcPr/>
+          <w:p>
+            <w:pPr>
+              <w:pStyle w:val="Compact"/>
+            </w:pPr>
+            <w:r>
+              <w:t xml:space="preserve">237</w:t>
+            </w:r>
+          </w:p>
+        </w:tc>
+        <w:tc>
+          <w:tcPr/>
+          <w:p>
+            <w:pPr>
+              <w:pStyle w:val="Compact"/>
+            </w:pPr>
+            <w:r>
+              <w:t xml:space="preserve">200 (84)</w:t>
+            </w:r>
+          </w:p>
+        </w:tc>
+      </w:tr>
+      <w:tr>
+        <w:tc>
+          <w:tcPr/>
+          <w:p>
+            <w:pPr>
+              <w:pStyle w:val="Compact"/>
+            </w:pPr>
+            <w:r>
+              <w:t xml:space="preserve">Claude Sonnet 5</w:t>
+            </w:r>
+          </w:p>
+        </w:tc>
+        <w:tc>
+          <w:tcPr/>
+          <w:p>
+            <w:pPr>
+              <w:pStyle w:val="Compact"/>
+            </w:pPr>
+            <w:r>
+              <w:t xml:space="preserve">1</w:t>
+            </w:r>
+          </w:p>
+        </w:tc>
+        <w:tc>
+          <w:tcPr/>
+          <w:p>
+            <w:pPr>
+              <w:pStyle w:val="Compact"/>
+            </w:pPr>
+            <w:r>
+              <w:t xml:space="preserve">1 (100; 21 to 100)</w:t>
+            </w:r>
+          </w:p>
+        </w:tc>
+        <w:tc>
+          <w:tcPr/>
+          <w:p>
+            <w:pPr>
+              <w:pStyle w:val="Compact"/>
+            </w:pPr>
+            <w:r>
+              <w:t xml:space="preserve">0</w:t>
+            </w:r>
+          </w:p>
+        </w:tc>
+        <w:tc>
+          <w:tcPr/>
+          <w:p>
+            <w:pPr>
+              <w:pStyle w:val="Compact"/>
+            </w:pPr>
+            <w:r>
+              <w:t xml:space="preserve">0</w:t>
+            </w:r>
+          </w:p>
+        </w:tc>
+        <w:tc>
+          <w:tcPr/>
+          <w:p>
+            <w:pPr>
+              <w:pStyle w:val="Compact"/>
+            </w:pPr>
+            <w:r>
+              <w:t xml:space="preserve">436</w:t>
+            </w:r>
+          </w:p>
+        </w:tc>
+        <w:tc>
+          <w:tcPr/>
+          <w:p>
+            <w:pPr>
+              <w:pStyle w:val="Compact"/>
+            </w:pPr>
+            <w:r>
+              <w:t xml:space="preserve">150 (34)</w:t>
+            </w:r>
+          </w:p>
+        </w:tc>
+      </w:tr>
+      <w:tr>
+        <w:tc>
+          <w:tcPr/>
+          <w:p>
+            <w:pPr>
+              <w:pStyle w:val="Compact"/>
+            </w:pPr>
+            <w:r>
+              <w:t xml:space="preserve">Claude Haiku 4.5</w:t>
+            </w:r>
+          </w:p>
+        </w:tc>
+        <w:tc>
+          <w:tcPr/>
+          <w:p>
+            <w:pPr>
+              <w:pStyle w:val="Compact"/>
+            </w:pPr>
+            <w:r>
+              <w:t xml:space="preserve">27</w:t>
+            </w:r>
+          </w:p>
+        </w:tc>
+        <w:tc>
+          <w:tcPr/>
+          <w:p>
+            <w:pPr>
+              <w:pStyle w:val="Compact"/>
+            </w:pPr>
+            <w:r>
+              <w:t xml:space="preserve">27 (100; 88 to 100)</w:t>
+            </w:r>
+          </w:p>
+        </w:tc>
+        <w:tc>
+          <w:tcPr/>
+          <w:p>
+            <w:pPr>
+              <w:pStyle w:val="Compact"/>
+            </w:pPr>
+            <w:r>
+              <w:t xml:space="preserve">0</w:t>
+            </w:r>
+          </w:p>
+        </w:tc>
+        <w:tc>
+          <w:tcPr/>
+          <w:p>
+            <w:pPr>
+              <w:pStyle w:val="Compact"/>
+            </w:pPr>
+            <w:r>
+              <w:t xml:space="preserve">0</w:t>
+            </w:r>
+          </w:p>
+        </w:tc>
+        <w:tc>
+          <w:tcPr/>
+          <w:p>
+            <w:pPr>
+              <w:pStyle w:val="Compact"/>
+            </w:pPr>
+            <w:r>
+              <w:t xml:space="preserve">433</w:t>
+            </w:r>
+          </w:p>
+        </w:tc>
+        <w:tc>
+          <w:tcPr/>
+          <w:p>
+            <w:pPr>
+              <w:pStyle w:val="Compact"/>
+            </w:pPr>
+            <w:r>
+              <w:t xml:space="preserve">405 (94)</w:t>
+            </w:r>
+          </w:p>
+        </w:tc>
+      </w:tr>
+      <w:tr>
+        <w:tc>
+          <w:tcPr/>
+          <w:p>
+            <w:pPr>
+              <w:pStyle w:val="Compact"/>
+            </w:pPr>
+            <w:r>
+              <w:t xml:space="preserve">DeepSeek V4 Pro</w:t>
+            </w:r>
+          </w:p>
+        </w:tc>
+        <w:tc>
+          <w:tcPr/>
+          <w:p>
+            <w:pPr>
+              <w:pStyle w:val="Compact"/>
+            </w:pPr>
+            <w:r>
+              <w:t xml:space="preserve">93</w:t>
+            </w:r>
+          </w:p>
+        </w:tc>
+        <w:tc>
+          <w:tcPr/>
+          <w:p>
+            <w:pPr>
+              <w:pStyle w:val="Compact"/>
+            </w:pPr>
+            <w:r>
+              <w:t xml:space="preserve">84 (90; 83 to 95)</w:t>
+            </w:r>
+          </w:p>
+        </w:tc>
+        <w:tc>
+          <w:tcPr/>
+          <w:p>
+            <w:pPr>
+              <w:pStyle w:val="Compact"/>
+            </w:pPr>
+            <w:r>
+              <w:t xml:space="preserve">0</w:t>
+            </w:r>
+          </w:p>
+        </w:tc>
+        <w:tc>
+          <w:tcPr/>
+          <w:p>
+            <w:pPr>
+              <w:pStyle w:val="Compact"/>
+            </w:pPr>
+            <w:r>
+              <w:t xml:space="preserve">9</w:t>
+            </w:r>
+          </w:p>
+        </w:tc>
+        <w:tc>
+          <w:tcPr/>
+          <w:p>
+            <w:pPr>
+              <w:pStyle w:val="Compact"/>
+            </w:pPr>
+            <w:r>
+              <w:t xml:space="preserve">1011</w:t>
+            </w:r>
+          </w:p>
+        </w:tc>
+        <w:tc>
+          <w:tcPr/>
+          <w:p>
+            <w:pPr>
+              <w:pStyle w:val="Compact"/>
+            </w:pPr>
+            <w:r>
+              <w:t xml:space="preserve">105 (10)</w:t>
+            </w:r>
+          </w:p>
+        </w:tc>
+      </w:tr>
+      <w:tr>
+        <w:tc>
+          <w:tcPr/>
+          <w:p>
+            <w:pPr>
+              <w:pStyle w:val="Compact"/>
+            </w:pPr>
+            <w:r>
+              <w:t xml:space="preserve">Grok 4.6</w:t>
+            </w:r>
+          </w:p>
+        </w:tc>
+        <w:tc>
+          <w:tcPr/>
+          <w:p>
+            <w:pPr>
+              <w:pStyle w:val="Compact"/>
+            </w:pPr>
+            <w:r>
+              <w:t xml:space="preserve">16</w:t>
+            </w:r>
+          </w:p>
+        </w:tc>
+        <w:tc>
+          <w:tcPr/>
+          <w:p>
+            <w:pPr>
+              <w:pStyle w:val="Compact"/>
+            </w:pPr>
+            <w:r>
+              <w:t xml:space="preserve">16 (100; 81 to 100)</w:t>
+            </w:r>
+          </w:p>
+        </w:tc>
+        <w:tc>
+          <w:tcPr/>
+          <w:p>
+            <w:pPr>
+              <w:pStyle w:val="Compact"/>
+            </w:pPr>
+            <w:r>
+              <w:t xml:space="preserve">0</w:t>
+            </w:r>
+          </w:p>
+        </w:tc>
+        <w:tc>
+          <w:tcPr/>
+          <w:p>
+            <w:pPr>
+              <w:pStyle w:val="Compact"/>
+            </w:pPr>
+            <w:r>
+              <w:t xml:space="preserve">0</w:t>
+            </w:r>
+          </w:p>
+        </w:tc>
+        <w:tc>
+          <w:tcPr/>
+          <w:p>
+            <w:pPr>
+              <w:pStyle w:val="Compact"/>
+            </w:pPr>
+            <w:r>
+              <w:t xml:space="preserve">1134</w:t>
+            </w:r>
+          </w:p>
+        </w:tc>
+        <w:tc>
+          <w:tcPr/>
+          <w:p>
+            <w:pPr>
+              <w:pStyle w:val="Compact"/>
+            </w:pPr>
+            <w:r>
+              <w:t xml:space="preserve">615 (54)</w:t>
+            </w:r>
+          </w:p>
+        </w:tc>
+      </w:tr>
+      <w:tr>
+        <w:tc>
+          <w:tcPr/>
+          <w:p>
+            <w:pPr>
+              <w:pStyle w:val="Compact"/>
+            </w:pPr>
+            <w:r>
+              <w:t xml:space="preserve">Llama 4 Maverick</w:t>
+            </w:r>
+          </w:p>
+        </w:tc>
+        <w:tc>
+          <w:tcPr/>
+          <w:p>
+            <w:pPr>
+              <w:pStyle w:val="Compact"/>
+            </w:pPr>
+            <w:r>
+              <w:t xml:space="preserve">56</w:t>
+            </w:r>
+          </w:p>
+        </w:tc>
+        <w:tc>
+          <w:tcPr/>
+          <w:p>
+            <w:pPr>
+              <w:pStyle w:val="Compact"/>
+            </w:pPr>
+            <w:r>
+              <w:t xml:space="preserve">3 (5; 2 to 15)</w:t>
+            </w:r>
+          </w:p>
+        </w:tc>
+        <w:tc>
+          <w:tcPr/>
+          <w:p>
+            <w:pPr>
+              <w:pStyle w:val="Compact"/>
+            </w:pPr>
+            <w:r>
+              <w:t xml:space="preserve">0</w:t>
+            </w:r>
+          </w:p>
+        </w:tc>
+        <w:tc>
+          <w:tcPr/>
+          <w:p>
+            <w:pPr>
+              <w:pStyle w:val="Compact"/>
+            </w:pPr>
+            <w:r>
+              <w:t xml:space="preserve">53</w:t>
+            </w:r>
+          </w:p>
+        </w:tc>
+        <w:tc>
+          <w:tcPr/>
+          <w:p>
+            <w:pPr>
+              <w:pStyle w:val="Compact"/>
+            </w:pPr>
+            <w:r>
+              <w:t xml:space="preserve">956</w:t>
+            </w:r>
+          </w:p>
+        </w:tc>
+        <w:tc>
+          <w:tcPr/>
+          <w:p>
+            <w:pPr>
+              <w:pStyle w:val="Compact"/>
+            </w:pPr>
+            <w:r>
+              <w:t xml:space="preserve">0 (0)</w:t>
+            </w:r>
+          </w:p>
+        </w:tc>
+      </w:tr>
+    </w:tbl>
     <w:bookmarkEnd w:id="11"/>
+    <w:bookmarkEnd w:id="12"/>
     <w:sectPr>
       <w:footnotePr>
         <w:numRestart w:val="eachSect"/>

--- a/paper/STREET Supplement.docx
+++ b/paper/STREET Supplement.docx
@@ -2,7 +2,7 @@
 <file path=word/document.xml><?xml version="1.0" encoding="utf-8"?>
 <w:document xmlns:w="http://schemas.openxmlformats.org/wordprocessingml/2006/main" xmlns:m="http://schemas.openxmlformats.org/officeDocument/2006/math" xmlns:r="http://schemas.openxmlformats.org/officeDocument/2006/relationships" xmlns:o="urn:schemas-microsoft-com:office:office" xmlns:v="urn:schemas-microsoft-com:vml" xmlns:w10="urn:schemas-microsoft-com:office:word" xmlns:a="http://schemas.openxmlformats.org/drawingml/2006/main" xmlns:pic="http://schemas.openxmlformats.org/drawingml/2006/picture" xmlns:wp="http://schemas.openxmlformats.org/drawingml/2006/wordprocessingDrawing">
   <w:body>
-    <w:bookmarkStart w:id="12" w:name="supplementary-material"/>
+    <w:bookmarkStart w:id="13" w:name="supplementary-material"/>
     <w:p>
       <w:pPr>
         <w:pStyle w:val="Heading1"/>
@@ -2670,7 +2670,860 @@
       </w:tr>
     </w:tbl>
     <w:bookmarkEnd w:id="11"/>
+    <w:bookmarkStart w:id="12" w:name="Xca632813d80e8e71d884f48e2bf74ce2d1dbf35"/>
+    <w:p>
+      <w:pPr>
+        <w:pStyle w:val="Heading2"/>
+      </w:pPr>
+      <w:r>
+        <w:t xml:space="preserve">Table S4. How accepted conversations read the package’s bolus-only insulin total</w:t>
+      </w:r>
+    </w:p>
+    <w:p>
+      <w:pPr>
+        <w:pStyle w:val="FirstParagraph"/>
+      </w:pPr>
+      <w:r>
+        <w:t xml:space="preserve">Post hoc analysis. The package’s treatment_summary gives total_insulin_u 275.95 over 14 days (19.7 U/day), a sum of the bolus and SMB treatment records only: the package carries no basal delivery data, and its scheduled basal profile integrates to 16.2 U/day. Response text was searched for the derived figure (19.7 or 275.95) in a daily total or TDD context, for statements that the total excludes basal or is bolus only, and for a reconstructed total near 36 U/day. Wilson 95 per cent intervals over accepted conversations.</w:t>
+      </w:r>
+    </w:p>
+    <w:tbl>
+      <w:tblPr>
+        <w:tblStyle w:val="Table"/>
+        <w:tblW w:type="pct" w:w="5000"/>
+        <w:tblLayout w:type="fixed"/>
+        <w:tblLook w:firstRow="1" w:lastRow="0" w:firstColumn="0" w:lastColumn="0" w:noHBand="0" w:noVBand="0" w:val="0020"/>
+      </w:tblPr>
+      <w:tblGrid>
+        <w:gridCol w:w="1320"/>
+        <w:gridCol w:w="1320"/>
+        <w:gridCol w:w="1320"/>
+        <w:gridCol w:w="1320"/>
+        <w:gridCol w:w="1320"/>
+        <w:gridCol w:w="1320"/>
+      </w:tblGrid>
+      <w:tr>
+        <w:trPr>
+          <w:tblHeader w:val="on"/>
+        </w:trPr>
+        <w:tc>
+          <w:tcPr/>
+          <w:p>
+            <w:pPr>
+              <w:pStyle w:val="Compact"/>
+            </w:pPr>
+            <w:r>
+              <w:t xml:space="preserve">Model</w:t>
+            </w:r>
+          </w:p>
+        </w:tc>
+        <w:tc>
+          <w:tcPr/>
+          <w:p>
+            <w:pPr>
+              <w:pStyle w:val="Compact"/>
+            </w:pPr>
+            <w:r>
+              <w:t xml:space="preserve">Accepted</w:t>
+            </w:r>
+          </w:p>
+        </w:tc>
+        <w:tc>
+          <w:tcPr/>
+          <w:p>
+            <w:pPr>
+              <w:pStyle w:val="Compact"/>
+            </w:pPr>
+            <w:r>
+              <w:t xml:space="preserve">Treated 19.7 U as a daily total or TDD, n (per cent; 95 per cent interval)</w:t>
+            </w:r>
+          </w:p>
+        </w:tc>
+        <w:tc>
+          <w:tcPr/>
+          <w:p>
+            <w:pPr>
+              <w:pStyle w:val="Compact"/>
+            </w:pPr>
+            <w:r>
+              <w:t xml:space="preserve">Noted the total excludes basal, n (per cent)</w:t>
+            </w:r>
+          </w:p>
+        </w:tc>
+        <w:tc>
+          <w:tcPr/>
+          <w:p>
+            <w:pPr>
+              <w:pStyle w:val="Compact"/>
+            </w:pPr>
+            <w:r>
+              <w:t xml:space="preserve">Reconstructed about 36 U/day, n (per cent)</w:t>
+            </w:r>
+          </w:p>
+        </w:tc>
+        <w:tc>
+          <w:tcPr/>
+          <w:p>
+            <w:pPr>
+              <w:pStyle w:val="Compact"/>
+            </w:pPr>
+            <w:r>
+              <w:t xml:space="preserve">Lowered max IOB while calling 19.7 a daily total</w:t>
+            </w:r>
+          </w:p>
+        </w:tc>
+      </w:tr>
+      <w:tr>
+        <w:tc>
+          <w:tcPr/>
+          <w:p>
+            <w:pPr>
+              <w:pStyle w:val="Compact"/>
+            </w:pPr>
+            <w:r>
+              <w:t xml:space="preserve">Gemini 3.6 Flash</w:t>
+            </w:r>
+          </w:p>
+        </w:tc>
+        <w:tc>
+          <w:tcPr/>
+          <w:p>
+            <w:pPr>
+              <w:pStyle w:val="Compact"/>
+            </w:pPr>
+            <w:r>
+              <w:t xml:space="preserve">50</w:t>
+            </w:r>
+          </w:p>
+        </w:tc>
+        <w:tc>
+          <w:tcPr/>
+          <w:p>
+            <w:pPr>
+              <w:pStyle w:val="Compact"/>
+            </w:pPr>
+            <w:r>
+              <w:t xml:space="preserve">49 (98; 90 to 100)</w:t>
+            </w:r>
+          </w:p>
+        </w:tc>
+        <w:tc>
+          <w:tcPr/>
+          <w:p>
+            <w:pPr>
+              <w:pStyle w:val="Compact"/>
+            </w:pPr>
+            <w:r>
+              <w:t xml:space="preserve">13 (26)</w:t>
+            </w:r>
+          </w:p>
+        </w:tc>
+        <w:tc>
+          <w:tcPr/>
+          <w:p>
+            <w:pPr>
+              <w:pStyle w:val="Compact"/>
+            </w:pPr>
+            <w:r>
+              <w:t xml:space="preserve">0 (0)</w:t>
+            </w:r>
+          </w:p>
+        </w:tc>
+        <w:tc>
+          <w:tcPr/>
+          <w:p>
+            <w:pPr>
+              <w:pStyle w:val="Compact"/>
+            </w:pPr>
+            <w:r>
+              <w:t xml:space="preserve">48</w:t>
+            </w:r>
+          </w:p>
+        </w:tc>
+      </w:tr>
+      <w:tr>
+        <w:tc>
+          <w:tcPr/>
+          <w:p>
+            <w:pPr>
+              <w:pStyle w:val="Compact"/>
+            </w:pPr>
+            <w:r>
+              <w:t xml:space="preserve">Gemini 3.1 Pro Preview</w:t>
+            </w:r>
+          </w:p>
+        </w:tc>
+        <w:tc>
+          <w:tcPr/>
+          <w:p>
+            <w:pPr>
+              <w:pStyle w:val="Compact"/>
+            </w:pPr>
+            <w:r>
+              <w:t xml:space="preserve">50</w:t>
+            </w:r>
+          </w:p>
+        </w:tc>
+        <w:tc>
+          <w:tcPr/>
+          <w:p>
+            <w:pPr>
+              <w:pStyle w:val="Compact"/>
+            </w:pPr>
+            <w:r>
+              <w:t xml:space="preserve">16 (32; 21 to 46)</w:t>
+            </w:r>
+          </w:p>
+        </w:tc>
+        <w:tc>
+          <w:tcPr/>
+          <w:p>
+            <w:pPr>
+              <w:pStyle w:val="Compact"/>
+            </w:pPr>
+            <w:r>
+              <w:t xml:space="preserve">5 (10)</w:t>
+            </w:r>
+          </w:p>
+        </w:tc>
+        <w:tc>
+          <w:tcPr/>
+          <w:p>
+            <w:pPr>
+              <w:pStyle w:val="Compact"/>
+            </w:pPr>
+            <w:r>
+              <w:t xml:space="preserve">0 (0)</w:t>
+            </w:r>
+          </w:p>
+        </w:tc>
+        <w:tc>
+          <w:tcPr/>
+          <w:p>
+            <w:pPr>
+              <w:pStyle w:val="Compact"/>
+            </w:pPr>
+            <w:r>
+              <w:t xml:space="preserve">16</w:t>
+            </w:r>
+          </w:p>
+        </w:tc>
+      </w:tr>
+      <w:tr>
+        <w:tc>
+          <w:tcPr/>
+          <w:p>
+            <w:pPr>
+              <w:pStyle w:val="Compact"/>
+            </w:pPr>
+            <w:r>
+              <w:t xml:space="preserve">Gemini 3.5 Flash-Lite</w:t>
+            </w:r>
+          </w:p>
+        </w:tc>
+        <w:tc>
+          <w:tcPr/>
+          <w:p>
+            <w:pPr>
+              <w:pStyle w:val="Compact"/>
+            </w:pPr>
+            <w:r>
+              <w:t xml:space="preserve">39</w:t>
+            </w:r>
+          </w:p>
+        </w:tc>
+        <w:tc>
+          <w:tcPr/>
+          <w:p>
+            <w:pPr>
+              <w:pStyle w:val="Compact"/>
+            </w:pPr>
+            <w:r>
+              <w:t xml:space="preserve">0 (0; 0 to 9)</w:t>
+            </w:r>
+          </w:p>
+        </w:tc>
+        <w:tc>
+          <w:tcPr/>
+          <w:p>
+            <w:pPr>
+              <w:pStyle w:val="Compact"/>
+            </w:pPr>
+            <w:r>
+              <w:t xml:space="preserve">5 (13)</w:t>
+            </w:r>
+          </w:p>
+        </w:tc>
+        <w:tc>
+          <w:tcPr/>
+          <w:p>
+            <w:pPr>
+              <w:pStyle w:val="Compact"/>
+            </w:pPr>
+            <w:r>
+              <w:t xml:space="preserve">0 (0)</w:t>
+            </w:r>
+          </w:p>
+        </w:tc>
+        <w:tc>
+          <w:tcPr/>
+          <w:p>
+            <w:pPr>
+              <w:pStyle w:val="Compact"/>
+            </w:pPr>
+            <w:r>
+              <w:t xml:space="preserve">0</w:t>
+            </w:r>
+          </w:p>
+        </w:tc>
+      </w:tr>
+      <w:tr>
+        <w:tc>
+          <w:tcPr/>
+          <w:p>
+            <w:pPr>
+              <w:pStyle w:val="Compact"/>
+            </w:pPr>
+            <w:r>
+              <w:t xml:space="preserve">GPT-5.6-sol</w:t>
+            </w:r>
+          </w:p>
+        </w:tc>
+        <w:tc>
+          <w:tcPr/>
+          <w:p>
+            <w:pPr>
+              <w:pStyle w:val="Compact"/>
+            </w:pPr>
+            <w:r>
+              <w:t xml:space="preserve">50</w:t>
+            </w:r>
+          </w:p>
+        </w:tc>
+        <w:tc>
+          <w:tcPr/>
+          <w:p>
+            <w:pPr>
+              <w:pStyle w:val="Compact"/>
+            </w:pPr>
+            <w:r>
+              <w:t xml:space="preserve">4 (8; 3 to 19)</w:t>
+            </w:r>
+          </w:p>
+        </w:tc>
+        <w:tc>
+          <w:tcPr/>
+          <w:p>
+            <w:pPr>
+              <w:pStyle w:val="Compact"/>
+            </w:pPr>
+            <w:r>
+              <w:t xml:space="preserve">23 (46)</w:t>
+            </w:r>
+          </w:p>
+        </w:tc>
+        <w:tc>
+          <w:tcPr/>
+          <w:p>
+            <w:pPr>
+              <w:pStyle w:val="Compact"/>
+            </w:pPr>
+            <w:r>
+              <w:t xml:space="preserve">2 (4)</w:t>
+            </w:r>
+          </w:p>
+        </w:tc>
+        <w:tc>
+          <w:tcPr/>
+          <w:p>
+            <w:pPr>
+              <w:pStyle w:val="Compact"/>
+            </w:pPr>
+            <w:r>
+              <w:t xml:space="preserve">0</w:t>
+            </w:r>
+          </w:p>
+        </w:tc>
+      </w:tr>
+      <w:tr>
+        <w:tc>
+          <w:tcPr/>
+          <w:p>
+            <w:pPr>
+              <w:pStyle w:val="Compact"/>
+            </w:pPr>
+            <w:r>
+              <w:t xml:space="preserve">GPT-5.4-mini</w:t>
+            </w:r>
+          </w:p>
+        </w:tc>
+        <w:tc>
+          <w:tcPr/>
+          <w:p>
+            <w:pPr>
+              <w:pStyle w:val="Compact"/>
+            </w:pPr>
+            <w:r>
+              <w:t xml:space="preserve">48</w:t>
+            </w:r>
+          </w:p>
+        </w:tc>
+        <w:tc>
+          <w:tcPr/>
+          <w:p>
+            <w:pPr>
+              <w:pStyle w:val="Compact"/>
+            </w:pPr>
+            <w:r>
+              <w:t xml:space="preserve">0 (0; 0 to 7)</w:t>
+            </w:r>
+          </w:p>
+        </w:tc>
+        <w:tc>
+          <w:tcPr/>
+          <w:p>
+            <w:pPr>
+              <w:pStyle w:val="Compact"/>
+            </w:pPr>
+            <w:r>
+              <w:t xml:space="preserve">32 (67)</w:t>
+            </w:r>
+          </w:p>
+        </w:tc>
+        <w:tc>
+          <w:tcPr/>
+          <w:p>
+            <w:pPr>
+              <w:pStyle w:val="Compact"/>
+            </w:pPr>
+            <w:r>
+              <w:t xml:space="preserve">0 (0)</w:t>
+            </w:r>
+          </w:p>
+        </w:tc>
+        <w:tc>
+          <w:tcPr/>
+          <w:p>
+            <w:pPr>
+              <w:pStyle w:val="Compact"/>
+            </w:pPr>
+            <w:r>
+              <w:t xml:space="preserve">0</w:t>
+            </w:r>
+          </w:p>
+        </w:tc>
+      </w:tr>
+      <w:tr>
+        <w:tc>
+          <w:tcPr/>
+          <w:p>
+            <w:pPr>
+              <w:pStyle w:val="Compact"/>
+            </w:pPr>
+            <w:r>
+              <w:t xml:space="preserve">Claude Opus 5</w:t>
+            </w:r>
+          </w:p>
+        </w:tc>
+        <w:tc>
+          <w:tcPr/>
+          <w:p>
+            <w:pPr>
+              <w:pStyle w:val="Compact"/>
+            </w:pPr>
+            <w:r>
+              <w:t xml:space="preserve">11</w:t>
+            </w:r>
+          </w:p>
+        </w:tc>
+        <w:tc>
+          <w:tcPr/>
+          <w:p>
+            <w:pPr>
+              <w:pStyle w:val="Compact"/>
+            </w:pPr>
+            <w:r>
+              <w:t xml:space="preserve">9 (82; 52 to 95)</w:t>
+            </w:r>
+          </w:p>
+        </w:tc>
+        <w:tc>
+          <w:tcPr/>
+          <w:p>
+            <w:pPr>
+              <w:pStyle w:val="Compact"/>
+            </w:pPr>
+            <w:r>
+              <w:t xml:space="preserve">10 (91)</w:t>
+            </w:r>
+          </w:p>
+        </w:tc>
+        <w:tc>
+          <w:tcPr/>
+          <w:p>
+            <w:pPr>
+              <w:pStyle w:val="Compact"/>
+            </w:pPr>
+            <w:r>
+              <w:t xml:space="preserve">11 (100)</w:t>
+            </w:r>
+          </w:p>
+        </w:tc>
+        <w:tc>
+          <w:tcPr/>
+          <w:p>
+            <w:pPr>
+              <w:pStyle w:val="Compact"/>
+            </w:pPr>
+            <w:r>
+              <w:t xml:space="preserve">7</w:t>
+            </w:r>
+          </w:p>
+        </w:tc>
+      </w:tr>
+      <w:tr>
+        <w:tc>
+          <w:tcPr/>
+          <w:p>
+            <w:pPr>
+              <w:pStyle w:val="Compact"/>
+            </w:pPr>
+            <w:r>
+              <w:t xml:space="preserve">Claude Sonnet 5</w:t>
+            </w:r>
+          </w:p>
+        </w:tc>
+        <w:tc>
+          <w:tcPr/>
+          <w:p>
+            <w:pPr>
+              <w:pStyle w:val="Compact"/>
+            </w:pPr>
+            <w:r>
+              <w:t xml:space="preserve">19</w:t>
+            </w:r>
+          </w:p>
+        </w:tc>
+        <w:tc>
+          <w:tcPr/>
+          <w:p>
+            <w:pPr>
+              <w:pStyle w:val="Compact"/>
+            </w:pPr>
+            <w:r>
+              <w:t xml:space="preserve">2 (11; 3 to 31)</w:t>
+            </w:r>
+          </w:p>
+        </w:tc>
+        <w:tc>
+          <w:tcPr/>
+          <w:p>
+            <w:pPr>
+              <w:pStyle w:val="Compact"/>
+            </w:pPr>
+            <w:r>
+              <w:t xml:space="preserve">8 (42)</w:t>
+            </w:r>
+          </w:p>
+        </w:tc>
+        <w:tc>
+          <w:tcPr/>
+          <w:p>
+            <w:pPr>
+              <w:pStyle w:val="Compact"/>
+            </w:pPr>
+            <w:r>
+              <w:t xml:space="preserve">6 (32)</w:t>
+            </w:r>
+          </w:p>
+        </w:tc>
+        <w:tc>
+          <w:tcPr/>
+          <w:p>
+            <w:pPr>
+              <w:pStyle w:val="Compact"/>
+            </w:pPr>
+            <w:r>
+              <w:t xml:space="preserve">0</w:t>
+            </w:r>
+          </w:p>
+        </w:tc>
+      </w:tr>
+      <w:tr>
+        <w:tc>
+          <w:tcPr/>
+          <w:p>
+            <w:pPr>
+              <w:pStyle w:val="Compact"/>
+            </w:pPr>
+            <w:r>
+              <w:t xml:space="preserve">Claude Haiku 4.5</w:t>
+            </w:r>
+          </w:p>
+        </w:tc>
+        <w:tc>
+          <w:tcPr/>
+          <w:p>
+            <w:pPr>
+              <w:pStyle w:val="Compact"/>
+            </w:pPr>
+            <w:r>
+              <w:t xml:space="preserve">20</w:t>
+            </w:r>
+          </w:p>
+        </w:tc>
+        <w:tc>
+          <w:tcPr/>
+          <w:p>
+            <w:pPr>
+              <w:pStyle w:val="Compact"/>
+            </w:pPr>
+            <w:r>
+              <w:t xml:space="preserve">4 (20; 8 to 42)</w:t>
+            </w:r>
+          </w:p>
+        </w:tc>
+        <w:tc>
+          <w:tcPr/>
+          <w:p>
+            <w:pPr>
+              <w:pStyle w:val="Compact"/>
+            </w:pPr>
+            <w:r>
+              <w:t xml:space="preserve">19 (95)</w:t>
+            </w:r>
+          </w:p>
+        </w:tc>
+        <w:tc>
+          <w:tcPr/>
+          <w:p>
+            <w:pPr>
+              <w:pStyle w:val="Compact"/>
+            </w:pPr>
+            <w:r>
+              <w:t xml:space="preserve">8 (40)</w:t>
+            </w:r>
+          </w:p>
+        </w:tc>
+        <w:tc>
+          <w:tcPr/>
+          <w:p>
+            <w:pPr>
+              <w:pStyle w:val="Compact"/>
+            </w:pPr>
+            <w:r>
+              <w:t xml:space="preserve">0</w:t>
+            </w:r>
+          </w:p>
+        </w:tc>
+      </w:tr>
+      <w:tr>
+        <w:tc>
+          <w:tcPr/>
+          <w:p>
+            <w:pPr>
+              <w:pStyle w:val="Compact"/>
+            </w:pPr>
+            <w:r>
+              <w:t xml:space="preserve">DeepSeek V4 Pro</w:t>
+            </w:r>
+          </w:p>
+        </w:tc>
+        <w:tc>
+          <w:tcPr/>
+          <w:p>
+            <w:pPr>
+              <w:pStyle w:val="Compact"/>
+            </w:pPr>
+            <w:r>
+              <w:t xml:space="preserve">48</w:t>
+            </w:r>
+          </w:p>
+        </w:tc>
+        <w:tc>
+          <w:tcPr/>
+          <w:p>
+            <w:pPr>
+              <w:pStyle w:val="Compact"/>
+            </w:pPr>
+            <w:r>
+              <w:t xml:space="preserve">5 (10; 4 to 22)</w:t>
+            </w:r>
+          </w:p>
+        </w:tc>
+        <w:tc>
+          <w:tcPr/>
+          <w:p>
+            <w:pPr>
+              <w:pStyle w:val="Compact"/>
+            </w:pPr>
+            <w:r>
+              <w:t xml:space="preserve">25 (52)</w:t>
+            </w:r>
+          </w:p>
+        </w:tc>
+        <w:tc>
+          <w:tcPr/>
+          <w:p>
+            <w:pPr>
+              <w:pStyle w:val="Compact"/>
+            </w:pPr>
+            <w:r>
+              <w:t xml:space="preserve">7 (15)</w:t>
+            </w:r>
+          </w:p>
+        </w:tc>
+        <w:tc>
+          <w:tcPr/>
+          <w:p>
+            <w:pPr>
+              <w:pStyle w:val="Compact"/>
+            </w:pPr>
+            <w:r>
+              <w:t xml:space="preserve">5</w:t>
+            </w:r>
+          </w:p>
+        </w:tc>
+      </w:tr>
+      <w:tr>
+        <w:tc>
+          <w:tcPr/>
+          <w:p>
+            <w:pPr>
+              <w:pStyle w:val="Compact"/>
+            </w:pPr>
+            <w:r>
+              <w:t xml:space="preserve">Grok 4.6</w:t>
+            </w:r>
+          </w:p>
+        </w:tc>
+        <w:tc>
+          <w:tcPr/>
+          <w:p>
+            <w:pPr>
+              <w:pStyle w:val="Compact"/>
+            </w:pPr>
+            <w:r>
+              <w:t xml:space="preserve">50</w:t>
+            </w:r>
+          </w:p>
+        </w:tc>
+        <w:tc>
+          <w:tcPr/>
+          <w:p>
+            <w:pPr>
+              <w:pStyle w:val="Compact"/>
+            </w:pPr>
+            <w:r>
+              <w:t xml:space="preserve">26 (52; 38 to 65)</w:t>
+            </w:r>
+          </w:p>
+        </w:tc>
+        <w:tc>
+          <w:tcPr/>
+          <w:p>
+            <w:pPr>
+              <w:pStyle w:val="Compact"/>
+            </w:pPr>
+            <w:r>
+              <w:t xml:space="preserve">23 (46)</w:t>
+            </w:r>
+          </w:p>
+        </w:tc>
+        <w:tc>
+          <w:tcPr/>
+          <w:p>
+            <w:pPr>
+              <w:pStyle w:val="Compact"/>
+            </w:pPr>
+            <w:r>
+              <w:t xml:space="preserve">29 (58)</w:t>
+            </w:r>
+          </w:p>
+        </w:tc>
+        <w:tc>
+          <w:tcPr/>
+          <w:p>
+            <w:pPr>
+              <w:pStyle w:val="Compact"/>
+            </w:pPr>
+            <w:r>
+              <w:t xml:space="preserve">0</w:t>
+            </w:r>
+          </w:p>
+        </w:tc>
+      </w:tr>
+      <w:tr>
+        <w:tc>
+          <w:tcPr/>
+          <w:p>
+            <w:pPr>
+              <w:pStyle w:val="Compact"/>
+            </w:pPr>
+            <w:r>
+              <w:t xml:space="preserve">Llama 4 Maverick</w:t>
+            </w:r>
+          </w:p>
+        </w:tc>
+        <w:tc>
+          <w:tcPr/>
+          <w:p>
+            <w:pPr>
+              <w:pStyle w:val="Compact"/>
+            </w:pPr>
+            <w:r>
+              <w:t xml:space="preserve">44</w:t>
+            </w:r>
+          </w:p>
+        </w:tc>
+        <w:tc>
+          <w:tcPr/>
+          <w:p>
+            <w:pPr>
+              <w:pStyle w:val="Compact"/>
+            </w:pPr>
+            <w:r>
+              <w:t xml:space="preserve">0 (0; 0 to 8)</w:t>
+            </w:r>
+          </w:p>
+        </w:tc>
+        <w:tc>
+          <w:tcPr/>
+          <w:p>
+            <w:pPr>
+              <w:pStyle w:val="Compact"/>
+            </w:pPr>
+            <w:r>
+              <w:t xml:space="preserve">0 (0)</w:t>
+            </w:r>
+          </w:p>
+        </w:tc>
+        <w:tc>
+          <w:tcPr/>
+          <w:p>
+            <w:pPr>
+              <w:pStyle w:val="Compact"/>
+            </w:pPr>
+            <w:r>
+              <w:t xml:space="preserve">0 (0)</w:t>
+            </w:r>
+          </w:p>
+        </w:tc>
+        <w:tc>
+          <w:tcPr/>
+          <w:p>
+            <w:pPr>
+              <w:pStyle w:val="Compact"/>
+            </w:pPr>
+            <w:r>
+              <w:t xml:space="preserve">0</w:t>
+            </w:r>
+          </w:p>
+        </w:tc>
+      </w:tr>
+    </w:tbl>
     <w:bookmarkEnd w:id="12"/>
+    <w:bookmarkEnd w:id="13"/>
     <w:sectPr>
       <w:footnotePr>
         <w:numRestart w:val="eachSect"/>

--- a/paper/STREET Supplement.docx
+++ b/paper/STREET Supplement.docx
@@ -2,7 +2,7 @@
 <file path=word/document.xml><?xml version="1.0" encoding="utf-8"?>
 <w:document xmlns:w="http://schemas.openxmlformats.org/wordprocessingml/2006/main" xmlns:m="http://schemas.openxmlformats.org/officeDocument/2006/math" xmlns:r="http://schemas.openxmlformats.org/officeDocument/2006/relationships" xmlns:o="urn:schemas-microsoft-com:office:office" xmlns:v="urn:schemas-microsoft-com:vml" xmlns:w10="urn:schemas-microsoft-com:office:word" xmlns:a="http://schemas.openxmlformats.org/drawingml/2006/main" xmlns:pic="http://schemas.openxmlformats.org/drawingml/2006/picture" xmlns:wp="http://schemas.openxmlformats.org/drawingml/2006/wordprocessingDrawing">
   <w:body>
-    <w:bookmarkStart w:id="13" w:name="supplementary-material"/>
+    <w:bookmarkStart w:id="14" w:name="supplementary-material"/>
     <w:p>
       <w:pPr>
         <w:pStyle w:val="Heading1"/>
@@ -3523,7 +3523,1138 @@
       </w:tr>
     </w:tbl>
     <w:bookmarkEnd w:id="12"/>
+    <w:bookmarkStart w:id="13" w:name="X5c59a9fffbf835c631f47f6d53c94bc59d0d851"/>
+    <w:p>
+      <w:pPr>
+        <w:pStyle w:val="Heading2"/>
+      </w:pPr>
+      <w:r>
+        <w:t xml:space="preserve">Table S5. Further package-inherited splits</w:t>
+      </w:r>
+    </w:p>
+    <w:p>
+      <w:pPr>
+        <w:pStyle w:val="FirstParagraph"/>
+      </w:pPr>
+      <w:r>
+        <w:t xml:space="preserve">Post hoc analysis over accepted conversations. Hour of the lows: the package’s hourly glucose is keyed both in UTC (time below range peaks at 18.5 per cent at hour 0) and in local time (the same peak at 01:00, BST); responses are classed by where they place the peak, with</w:t>
+      </w:r>
+      <w:r>
+        <w:t xml:space="preserve"> </w:t>
+      </w:r>
+      <w:r>
+        <w:t xml:space="preserve">‘00:00 or midnight only’</w:t>
+      </w:r>
+      <w:r>
+        <w:t xml:space="preserve"> </w:t>
+      </w:r>
+      <w:r>
+        <w:t xml:space="preserve">indicating the UTC array read as clock time. Diluted insulin: the record’s use of diluted insulin is disclosed only in a free-text profile name inside Profile Switch events; counts give responses mentioning it and responses engaging with its kinetics or absorption. mmol/L: responses quoting the mmol-denominated ISF values from the loop reason strings inside the otherwise mg/dl package.</w:t>
+      </w:r>
+    </w:p>
+    <w:tbl>
+      <w:tblPr>
+        <w:tblStyle w:val="Table"/>
+        <w:tblW w:type="pct" w:w="5000"/>
+        <w:tblLayout w:type="fixed"/>
+        <w:tblLook w:firstRow="1" w:lastRow="0" w:firstColumn="0" w:lastColumn="0" w:noHBand="0" w:noVBand="0" w:val="0020"/>
+      </w:tblPr>
+      <w:tblGrid>
+        <w:gridCol w:w="990"/>
+        <w:gridCol w:w="990"/>
+        <w:gridCol w:w="990"/>
+        <w:gridCol w:w="990"/>
+        <w:gridCol w:w="990"/>
+        <w:gridCol w:w="990"/>
+        <w:gridCol w:w="990"/>
+        <w:gridCol w:w="990"/>
+      </w:tblGrid>
+      <w:tr>
+        <w:trPr>
+          <w:tblHeader w:val="on"/>
+        </w:trPr>
+        <w:tc>
+          <w:tcPr/>
+          <w:p>
+            <w:pPr>
+              <w:pStyle w:val="Compact"/>
+            </w:pPr>
+            <w:r>
+              <w:t xml:space="preserve">Model</w:t>
+            </w:r>
+          </w:p>
+        </w:tc>
+        <w:tc>
+          <w:tcPr/>
+          <w:p>
+            <w:pPr>
+              <w:pStyle w:val="Compact"/>
+            </w:pPr>
+            <w:r>
+              <w:t xml:space="preserve">Accepted</w:t>
+            </w:r>
+          </w:p>
+        </w:tc>
+        <w:tc>
+          <w:tcPr/>
+          <w:p>
+            <w:pPr>
+              <w:pStyle w:val="Compact"/>
+            </w:pPr>
+            <w:r>
+              <w:t xml:space="preserve">Peak at 01:00 only</w:t>
+            </w:r>
+          </w:p>
+        </w:tc>
+        <w:tc>
+          <w:tcPr/>
+          <w:p>
+            <w:pPr>
+              <w:pStyle w:val="Compact"/>
+            </w:pPr>
+            <w:r>
+              <w:t xml:space="preserve">Peak at 00:00 or midnight only</w:t>
+            </w:r>
+          </w:p>
+        </w:tc>
+        <w:tc>
+          <w:tcPr/>
+          <w:p>
+            <w:pPr>
+              <w:pStyle w:val="Compact"/>
+            </w:pPr>
+            <w:r>
+              <w:t xml:space="preserve">Both hours cited</w:t>
+            </w:r>
+          </w:p>
+        </w:tc>
+        <w:tc>
+          <w:tcPr/>
+          <w:p>
+            <w:pPr>
+              <w:pStyle w:val="Compact"/>
+            </w:pPr>
+            <w:r>
+              <w:t xml:space="preserve">Mentions diluted insulin</w:t>
+            </w:r>
+          </w:p>
+        </w:tc>
+        <w:tc>
+          <w:tcPr/>
+          <w:p>
+            <w:pPr>
+              <w:pStyle w:val="Compact"/>
+            </w:pPr>
+            <w:r>
+              <w:t xml:space="preserve">Engages with its kinetics</w:t>
+            </w:r>
+          </w:p>
+        </w:tc>
+        <w:tc>
+          <w:tcPr/>
+          <w:p>
+            <w:pPr>
+              <w:pStyle w:val="Compact"/>
+            </w:pPr>
+            <w:r>
+              <w:t xml:space="preserve">Quotes mmol ISF values</w:t>
+            </w:r>
+          </w:p>
+        </w:tc>
+      </w:tr>
+      <w:tr>
+        <w:tc>
+          <w:tcPr/>
+          <w:p>
+            <w:pPr>
+              <w:pStyle w:val="Compact"/>
+            </w:pPr>
+            <w:r>
+              <w:t xml:space="preserve">Gemini 3.6 Flash</w:t>
+            </w:r>
+          </w:p>
+        </w:tc>
+        <w:tc>
+          <w:tcPr/>
+          <w:p>
+            <w:pPr>
+              <w:pStyle w:val="Compact"/>
+            </w:pPr>
+            <w:r>
+              <w:t xml:space="preserve">50</w:t>
+            </w:r>
+          </w:p>
+        </w:tc>
+        <w:tc>
+          <w:tcPr/>
+          <w:p>
+            <w:pPr>
+              <w:pStyle w:val="Compact"/>
+            </w:pPr>
+            <w:r>
+              <w:t xml:space="preserve">10</w:t>
+            </w:r>
+          </w:p>
+        </w:tc>
+        <w:tc>
+          <w:tcPr/>
+          <w:p>
+            <w:pPr>
+              <w:pStyle w:val="Compact"/>
+            </w:pPr>
+            <w:r>
+              <w:t xml:space="preserve">1</w:t>
+            </w:r>
+          </w:p>
+        </w:tc>
+        <w:tc>
+          <w:tcPr/>
+          <w:p>
+            <w:pPr>
+              <w:pStyle w:val="Compact"/>
+            </w:pPr>
+            <w:r>
+              <w:t xml:space="preserve">39</w:t>
+            </w:r>
+          </w:p>
+        </w:tc>
+        <w:tc>
+          <w:tcPr/>
+          <w:p>
+            <w:pPr>
+              <w:pStyle w:val="Compact"/>
+            </w:pPr>
+            <w:r>
+              <w:t xml:space="preserve">1</w:t>
+            </w:r>
+          </w:p>
+        </w:tc>
+        <w:tc>
+          <w:tcPr/>
+          <w:p>
+            <w:pPr>
+              <w:pStyle w:val="Compact"/>
+            </w:pPr>
+            <w:r>
+              <w:t xml:space="preserve">0</w:t>
+            </w:r>
+          </w:p>
+        </w:tc>
+        <w:tc>
+          <w:tcPr/>
+          <w:p>
+            <w:pPr>
+              <w:pStyle w:val="Compact"/>
+            </w:pPr>
+            <w:r>
+              <w:t xml:space="preserve">0</w:t>
+            </w:r>
+          </w:p>
+        </w:tc>
+      </w:tr>
+      <w:tr>
+        <w:tc>
+          <w:tcPr/>
+          <w:p>
+            <w:pPr>
+              <w:pStyle w:val="Compact"/>
+            </w:pPr>
+            <w:r>
+              <w:t xml:space="preserve">Gemini 3.1 Pro Preview</w:t>
+            </w:r>
+          </w:p>
+        </w:tc>
+        <w:tc>
+          <w:tcPr/>
+          <w:p>
+            <w:pPr>
+              <w:pStyle w:val="Compact"/>
+            </w:pPr>
+            <w:r>
+              <w:t xml:space="preserve">50</w:t>
+            </w:r>
+          </w:p>
+        </w:tc>
+        <w:tc>
+          <w:tcPr/>
+          <w:p>
+            <w:pPr>
+              <w:pStyle w:val="Compact"/>
+            </w:pPr>
+            <w:r>
+              <w:t xml:space="preserve">10</w:t>
+            </w:r>
+          </w:p>
+        </w:tc>
+        <w:tc>
+          <w:tcPr/>
+          <w:p>
+            <w:pPr>
+              <w:pStyle w:val="Compact"/>
+            </w:pPr>
+            <w:r>
+              <w:t xml:space="preserve">4</w:t>
+            </w:r>
+          </w:p>
+        </w:tc>
+        <w:tc>
+          <w:tcPr/>
+          <w:p>
+            <w:pPr>
+              <w:pStyle w:val="Compact"/>
+            </w:pPr>
+            <w:r>
+              <w:t xml:space="preserve">32</w:t>
+            </w:r>
+          </w:p>
+        </w:tc>
+        <w:tc>
+          <w:tcPr/>
+          <w:p>
+            <w:pPr>
+              <w:pStyle w:val="Compact"/>
+            </w:pPr>
+            <w:r>
+              <w:t xml:space="preserve">8</w:t>
+            </w:r>
+          </w:p>
+        </w:tc>
+        <w:tc>
+          <w:tcPr/>
+          <w:p>
+            <w:pPr>
+              <w:pStyle w:val="Compact"/>
+            </w:pPr>
+            <w:r>
+              <w:t xml:space="preserve">0</w:t>
+            </w:r>
+          </w:p>
+        </w:tc>
+        <w:tc>
+          <w:tcPr/>
+          <w:p>
+            <w:pPr>
+              <w:pStyle w:val="Compact"/>
+            </w:pPr>
+            <w:r>
+              <w:t xml:space="preserve">0</w:t>
+            </w:r>
+          </w:p>
+        </w:tc>
+      </w:tr>
+      <w:tr>
+        <w:tc>
+          <w:tcPr/>
+          <w:p>
+            <w:pPr>
+              <w:pStyle w:val="Compact"/>
+            </w:pPr>
+            <w:r>
+              <w:t xml:space="preserve">Gemini 3.5 Flash-Lite</w:t>
+            </w:r>
+          </w:p>
+        </w:tc>
+        <w:tc>
+          <w:tcPr/>
+          <w:p>
+            <w:pPr>
+              <w:pStyle w:val="Compact"/>
+            </w:pPr>
+            <w:r>
+              <w:t xml:space="preserve">39</w:t>
+            </w:r>
+          </w:p>
+        </w:tc>
+        <w:tc>
+          <w:tcPr/>
+          <w:p>
+            <w:pPr>
+              <w:pStyle w:val="Compact"/>
+            </w:pPr>
+            <w:r>
+              <w:t xml:space="preserve">12</w:t>
+            </w:r>
+          </w:p>
+        </w:tc>
+        <w:tc>
+          <w:tcPr/>
+          <w:p>
+            <w:pPr>
+              <w:pStyle w:val="Compact"/>
+            </w:pPr>
+            <w:r>
+              <w:t xml:space="preserve">6</w:t>
+            </w:r>
+          </w:p>
+        </w:tc>
+        <w:tc>
+          <w:tcPr/>
+          <w:p>
+            <w:pPr>
+              <w:pStyle w:val="Compact"/>
+            </w:pPr>
+            <w:r>
+              <w:t xml:space="preserve">5</w:t>
+            </w:r>
+          </w:p>
+        </w:tc>
+        <w:tc>
+          <w:tcPr/>
+          <w:p>
+            <w:pPr>
+              <w:pStyle w:val="Compact"/>
+            </w:pPr>
+            <w:r>
+              <w:t xml:space="preserve">0</w:t>
+            </w:r>
+          </w:p>
+        </w:tc>
+        <w:tc>
+          <w:tcPr/>
+          <w:p>
+            <w:pPr>
+              <w:pStyle w:val="Compact"/>
+            </w:pPr>
+            <w:r>
+              <w:t xml:space="preserve">0</w:t>
+            </w:r>
+          </w:p>
+        </w:tc>
+        <w:tc>
+          <w:tcPr/>
+          <w:p>
+            <w:pPr>
+              <w:pStyle w:val="Compact"/>
+            </w:pPr>
+            <w:r>
+              <w:t xml:space="preserve">0</w:t>
+            </w:r>
+          </w:p>
+        </w:tc>
+      </w:tr>
+      <w:tr>
+        <w:tc>
+          <w:tcPr/>
+          <w:p>
+            <w:pPr>
+              <w:pStyle w:val="Compact"/>
+            </w:pPr>
+            <w:r>
+              <w:t xml:space="preserve">GPT-5.6-sol</w:t>
+            </w:r>
+          </w:p>
+        </w:tc>
+        <w:tc>
+          <w:tcPr/>
+          <w:p>
+            <w:pPr>
+              <w:pStyle w:val="Compact"/>
+            </w:pPr>
+            <w:r>
+              <w:t xml:space="preserve">50</w:t>
+            </w:r>
+          </w:p>
+        </w:tc>
+        <w:tc>
+          <w:tcPr/>
+          <w:p>
+            <w:pPr>
+              <w:pStyle w:val="Compact"/>
+            </w:pPr>
+            <w:r>
+              <w:t xml:space="preserve">10</w:t>
+            </w:r>
+          </w:p>
+        </w:tc>
+        <w:tc>
+          <w:tcPr/>
+          <w:p>
+            <w:pPr>
+              <w:pStyle w:val="Compact"/>
+            </w:pPr>
+            <w:r>
+              <w:t xml:space="preserve">0</w:t>
+            </w:r>
+          </w:p>
+        </w:tc>
+        <w:tc>
+          <w:tcPr/>
+          <w:p>
+            <w:pPr>
+              <w:pStyle w:val="Compact"/>
+            </w:pPr>
+            <w:r>
+              <w:t xml:space="preserve">39</w:t>
+            </w:r>
+          </w:p>
+        </w:tc>
+        <w:tc>
+          <w:tcPr/>
+          <w:p>
+            <w:pPr>
+              <w:pStyle w:val="Compact"/>
+            </w:pPr>
+            <w:r>
+              <w:t xml:space="preserve">4</w:t>
+            </w:r>
+          </w:p>
+        </w:tc>
+        <w:tc>
+          <w:tcPr/>
+          <w:p>
+            <w:pPr>
+              <w:pStyle w:val="Compact"/>
+            </w:pPr>
+            <w:r>
+              <w:t xml:space="preserve">1</w:t>
+            </w:r>
+          </w:p>
+        </w:tc>
+        <w:tc>
+          <w:tcPr/>
+          <w:p>
+            <w:pPr>
+              <w:pStyle w:val="Compact"/>
+            </w:pPr>
+            <w:r>
+              <w:t xml:space="preserve">0</w:t>
+            </w:r>
+          </w:p>
+        </w:tc>
+      </w:tr>
+      <w:tr>
+        <w:tc>
+          <w:tcPr/>
+          <w:p>
+            <w:pPr>
+              <w:pStyle w:val="Compact"/>
+            </w:pPr>
+            <w:r>
+              <w:t xml:space="preserve">GPT-5.4-mini</w:t>
+            </w:r>
+          </w:p>
+        </w:tc>
+        <w:tc>
+          <w:tcPr/>
+          <w:p>
+            <w:pPr>
+              <w:pStyle w:val="Compact"/>
+            </w:pPr>
+            <w:r>
+              <w:t xml:space="preserve">48</w:t>
+            </w:r>
+          </w:p>
+        </w:tc>
+        <w:tc>
+          <w:tcPr/>
+          <w:p>
+            <w:pPr>
+              <w:pStyle w:val="Compact"/>
+            </w:pPr>
+            <w:r>
+              <w:t xml:space="preserve">2</w:t>
+            </w:r>
+          </w:p>
+        </w:tc>
+        <w:tc>
+          <w:tcPr/>
+          <w:p>
+            <w:pPr>
+              <w:pStyle w:val="Compact"/>
+            </w:pPr>
+            <w:r>
+              <w:t xml:space="preserve">2</w:t>
+            </w:r>
+          </w:p>
+        </w:tc>
+        <w:tc>
+          <w:tcPr/>
+          <w:p>
+            <w:pPr>
+              <w:pStyle w:val="Compact"/>
+            </w:pPr>
+            <w:r>
+              <w:t xml:space="preserve">3</w:t>
+            </w:r>
+          </w:p>
+        </w:tc>
+        <w:tc>
+          <w:tcPr/>
+          <w:p>
+            <w:pPr>
+              <w:pStyle w:val="Compact"/>
+            </w:pPr>
+            <w:r>
+              <w:t xml:space="preserve">0</w:t>
+            </w:r>
+          </w:p>
+        </w:tc>
+        <w:tc>
+          <w:tcPr/>
+          <w:p>
+            <w:pPr>
+              <w:pStyle w:val="Compact"/>
+            </w:pPr>
+            <w:r>
+              <w:t xml:space="preserve">0</w:t>
+            </w:r>
+          </w:p>
+        </w:tc>
+        <w:tc>
+          <w:tcPr/>
+          <w:p>
+            <w:pPr>
+              <w:pStyle w:val="Compact"/>
+            </w:pPr>
+            <w:r>
+              <w:t xml:space="preserve">0</w:t>
+            </w:r>
+          </w:p>
+        </w:tc>
+      </w:tr>
+      <w:tr>
+        <w:tc>
+          <w:tcPr/>
+          <w:p>
+            <w:pPr>
+              <w:pStyle w:val="Compact"/>
+            </w:pPr>
+            <w:r>
+              <w:t xml:space="preserve">Claude Opus 5</w:t>
+            </w:r>
+          </w:p>
+        </w:tc>
+        <w:tc>
+          <w:tcPr/>
+          <w:p>
+            <w:pPr>
+              <w:pStyle w:val="Compact"/>
+            </w:pPr>
+            <w:r>
+              <w:t xml:space="preserve">11</w:t>
+            </w:r>
+          </w:p>
+        </w:tc>
+        <w:tc>
+          <w:tcPr/>
+          <w:p>
+            <w:pPr>
+              <w:pStyle w:val="Compact"/>
+            </w:pPr>
+            <w:r>
+              <w:t xml:space="preserve">1</w:t>
+            </w:r>
+          </w:p>
+        </w:tc>
+        <w:tc>
+          <w:tcPr/>
+          <w:p>
+            <w:pPr>
+              <w:pStyle w:val="Compact"/>
+            </w:pPr>
+            <w:r>
+              <w:t xml:space="preserve">0</w:t>
+            </w:r>
+          </w:p>
+        </w:tc>
+        <w:tc>
+          <w:tcPr/>
+          <w:p>
+            <w:pPr>
+              <w:pStyle w:val="Compact"/>
+            </w:pPr>
+            <w:r>
+              <w:t xml:space="preserve">7</w:t>
+            </w:r>
+          </w:p>
+        </w:tc>
+        <w:tc>
+          <w:tcPr/>
+          <w:p>
+            <w:pPr>
+              <w:pStyle w:val="Compact"/>
+            </w:pPr>
+            <w:r>
+              <w:t xml:space="preserve">3</w:t>
+            </w:r>
+          </w:p>
+        </w:tc>
+        <w:tc>
+          <w:tcPr/>
+          <w:p>
+            <w:pPr>
+              <w:pStyle w:val="Compact"/>
+            </w:pPr>
+            <w:r>
+              <w:t xml:space="preserve">3</w:t>
+            </w:r>
+          </w:p>
+        </w:tc>
+        <w:tc>
+          <w:tcPr/>
+          <w:p>
+            <w:pPr>
+              <w:pStyle w:val="Compact"/>
+            </w:pPr>
+            <w:r>
+              <w:t xml:space="preserve">0</w:t>
+            </w:r>
+          </w:p>
+        </w:tc>
+      </w:tr>
+      <w:tr>
+        <w:tc>
+          <w:tcPr/>
+          <w:p>
+            <w:pPr>
+              <w:pStyle w:val="Compact"/>
+            </w:pPr>
+            <w:r>
+              <w:t xml:space="preserve">Claude Sonnet 5</w:t>
+            </w:r>
+          </w:p>
+        </w:tc>
+        <w:tc>
+          <w:tcPr/>
+          <w:p>
+            <w:pPr>
+              <w:pStyle w:val="Compact"/>
+            </w:pPr>
+            <w:r>
+              <w:t xml:space="preserve">19</w:t>
+            </w:r>
+          </w:p>
+        </w:tc>
+        <w:tc>
+          <w:tcPr/>
+          <w:p>
+            <w:pPr>
+              <w:pStyle w:val="Compact"/>
+            </w:pPr>
+            <w:r>
+              <w:t xml:space="preserve">0</w:t>
+            </w:r>
+          </w:p>
+        </w:tc>
+        <w:tc>
+          <w:tcPr/>
+          <w:p>
+            <w:pPr>
+              <w:pStyle w:val="Compact"/>
+            </w:pPr>
+            <w:r>
+              <w:t xml:space="preserve">5</w:t>
+            </w:r>
+          </w:p>
+        </w:tc>
+        <w:tc>
+          <w:tcPr/>
+          <w:p>
+            <w:pPr>
+              <w:pStyle w:val="Compact"/>
+            </w:pPr>
+            <w:r>
+              <w:t xml:space="preserve">1</w:t>
+            </w:r>
+          </w:p>
+        </w:tc>
+        <w:tc>
+          <w:tcPr/>
+          <w:p>
+            <w:pPr>
+              <w:pStyle w:val="Compact"/>
+            </w:pPr>
+            <w:r>
+              <w:t xml:space="preserve">13</w:t>
+            </w:r>
+          </w:p>
+        </w:tc>
+        <w:tc>
+          <w:tcPr/>
+          <w:p>
+            <w:pPr>
+              <w:pStyle w:val="Compact"/>
+            </w:pPr>
+            <w:r>
+              <w:t xml:space="preserve">4</w:t>
+            </w:r>
+          </w:p>
+        </w:tc>
+        <w:tc>
+          <w:tcPr/>
+          <w:p>
+            <w:pPr>
+              <w:pStyle w:val="Compact"/>
+            </w:pPr>
+            <w:r>
+              <w:t xml:space="preserve">0</w:t>
+            </w:r>
+          </w:p>
+        </w:tc>
+      </w:tr>
+      <w:tr>
+        <w:tc>
+          <w:tcPr/>
+          <w:p>
+            <w:pPr>
+              <w:pStyle w:val="Compact"/>
+            </w:pPr>
+            <w:r>
+              <w:t xml:space="preserve">Claude Haiku 4.5</w:t>
+            </w:r>
+          </w:p>
+        </w:tc>
+        <w:tc>
+          <w:tcPr/>
+          <w:p>
+            <w:pPr>
+              <w:pStyle w:val="Compact"/>
+            </w:pPr>
+            <w:r>
+              <w:t xml:space="preserve">20</w:t>
+            </w:r>
+          </w:p>
+        </w:tc>
+        <w:tc>
+          <w:tcPr/>
+          <w:p>
+            <w:pPr>
+              <w:pStyle w:val="Compact"/>
+            </w:pPr>
+            <w:r>
+              <w:t xml:space="preserve">2</w:t>
+            </w:r>
+          </w:p>
+        </w:tc>
+        <w:tc>
+          <w:tcPr/>
+          <w:p>
+            <w:pPr>
+              <w:pStyle w:val="Compact"/>
+            </w:pPr>
+            <w:r>
+              <w:t xml:space="preserve">3</w:t>
+            </w:r>
+          </w:p>
+        </w:tc>
+        <w:tc>
+          <w:tcPr/>
+          <w:p>
+            <w:pPr>
+              <w:pStyle w:val="Compact"/>
+            </w:pPr>
+            <w:r>
+              <w:t xml:space="preserve">8</w:t>
+            </w:r>
+          </w:p>
+        </w:tc>
+        <w:tc>
+          <w:tcPr/>
+          <w:p>
+            <w:pPr>
+              <w:pStyle w:val="Compact"/>
+            </w:pPr>
+            <w:r>
+              <w:t xml:space="preserve">12</w:t>
+            </w:r>
+          </w:p>
+        </w:tc>
+        <w:tc>
+          <w:tcPr/>
+          <w:p>
+            <w:pPr>
+              <w:pStyle w:val="Compact"/>
+            </w:pPr>
+            <w:r>
+              <w:t xml:space="preserve">9</w:t>
+            </w:r>
+          </w:p>
+        </w:tc>
+        <w:tc>
+          <w:tcPr/>
+          <w:p>
+            <w:pPr>
+              <w:pStyle w:val="Compact"/>
+            </w:pPr>
+            <w:r>
+              <w:t xml:space="preserve">1</w:t>
+            </w:r>
+          </w:p>
+        </w:tc>
+      </w:tr>
+      <w:tr>
+        <w:tc>
+          <w:tcPr/>
+          <w:p>
+            <w:pPr>
+              <w:pStyle w:val="Compact"/>
+            </w:pPr>
+            <w:r>
+              <w:t xml:space="preserve">DeepSeek V4 Pro</w:t>
+            </w:r>
+          </w:p>
+        </w:tc>
+        <w:tc>
+          <w:tcPr/>
+          <w:p>
+            <w:pPr>
+              <w:pStyle w:val="Compact"/>
+            </w:pPr>
+            <w:r>
+              <w:t xml:space="preserve">48</w:t>
+            </w:r>
+          </w:p>
+        </w:tc>
+        <w:tc>
+          <w:tcPr/>
+          <w:p>
+            <w:pPr>
+              <w:pStyle w:val="Compact"/>
+            </w:pPr>
+            <w:r>
+              <w:t xml:space="preserve">14</w:t>
+            </w:r>
+          </w:p>
+        </w:tc>
+        <w:tc>
+          <w:tcPr/>
+          <w:p>
+            <w:pPr>
+              <w:pStyle w:val="Compact"/>
+            </w:pPr>
+            <w:r>
+              <w:t xml:space="preserve">6</w:t>
+            </w:r>
+          </w:p>
+        </w:tc>
+        <w:tc>
+          <w:tcPr/>
+          <w:p>
+            <w:pPr>
+              <w:pStyle w:val="Compact"/>
+            </w:pPr>
+            <w:r>
+              <w:t xml:space="preserve">13</w:t>
+            </w:r>
+          </w:p>
+        </w:tc>
+        <w:tc>
+          <w:tcPr/>
+          <w:p>
+            <w:pPr>
+              <w:pStyle w:val="Compact"/>
+            </w:pPr>
+            <w:r>
+              <w:t xml:space="preserve">3</w:t>
+            </w:r>
+          </w:p>
+        </w:tc>
+        <w:tc>
+          <w:tcPr/>
+          <w:p>
+            <w:pPr>
+              <w:pStyle w:val="Compact"/>
+            </w:pPr>
+            <w:r>
+              <w:t xml:space="preserve">2</w:t>
+            </w:r>
+          </w:p>
+        </w:tc>
+        <w:tc>
+          <w:tcPr/>
+          <w:p>
+            <w:pPr>
+              <w:pStyle w:val="Compact"/>
+            </w:pPr>
+            <w:r>
+              <w:t xml:space="preserve">1</w:t>
+            </w:r>
+          </w:p>
+        </w:tc>
+      </w:tr>
+      <w:tr>
+        <w:tc>
+          <w:tcPr/>
+          <w:p>
+            <w:pPr>
+              <w:pStyle w:val="Compact"/>
+            </w:pPr>
+            <w:r>
+              <w:t xml:space="preserve">Grok 4.6</w:t>
+            </w:r>
+          </w:p>
+        </w:tc>
+        <w:tc>
+          <w:tcPr/>
+          <w:p>
+            <w:pPr>
+              <w:pStyle w:val="Compact"/>
+            </w:pPr>
+            <w:r>
+              <w:t xml:space="preserve">50</w:t>
+            </w:r>
+          </w:p>
+        </w:tc>
+        <w:tc>
+          <w:tcPr/>
+          <w:p>
+            <w:pPr>
+              <w:pStyle w:val="Compact"/>
+            </w:pPr>
+            <w:r>
+              <w:t xml:space="preserve">25</w:t>
+            </w:r>
+          </w:p>
+        </w:tc>
+        <w:tc>
+          <w:tcPr/>
+          <w:p>
+            <w:pPr>
+              <w:pStyle w:val="Compact"/>
+            </w:pPr>
+            <w:r>
+              <w:t xml:space="preserve">3</w:t>
+            </w:r>
+          </w:p>
+        </w:tc>
+        <w:tc>
+          <w:tcPr/>
+          <w:p>
+            <w:pPr>
+              <w:pStyle w:val="Compact"/>
+            </w:pPr>
+            <w:r>
+              <w:t xml:space="preserve">10</w:t>
+            </w:r>
+          </w:p>
+        </w:tc>
+        <w:tc>
+          <w:tcPr/>
+          <w:p>
+            <w:pPr>
+              <w:pStyle w:val="Compact"/>
+            </w:pPr>
+            <w:r>
+              <w:t xml:space="preserve">46</w:t>
+            </w:r>
+          </w:p>
+        </w:tc>
+        <w:tc>
+          <w:tcPr/>
+          <w:p>
+            <w:pPr>
+              <w:pStyle w:val="Compact"/>
+            </w:pPr>
+            <w:r>
+              <w:t xml:space="preserve">42</w:t>
+            </w:r>
+          </w:p>
+        </w:tc>
+        <w:tc>
+          <w:tcPr/>
+          <w:p>
+            <w:pPr>
+              <w:pStyle w:val="Compact"/>
+            </w:pPr>
+            <w:r>
+              <w:t xml:space="preserve">0</w:t>
+            </w:r>
+          </w:p>
+        </w:tc>
+      </w:tr>
+      <w:tr>
+        <w:tc>
+          <w:tcPr/>
+          <w:p>
+            <w:pPr>
+              <w:pStyle w:val="Compact"/>
+            </w:pPr>
+            <w:r>
+              <w:t xml:space="preserve">Llama 4 Maverick</w:t>
+            </w:r>
+          </w:p>
+        </w:tc>
+        <w:tc>
+          <w:tcPr/>
+          <w:p>
+            <w:pPr>
+              <w:pStyle w:val="Compact"/>
+            </w:pPr>
+            <w:r>
+              <w:t xml:space="preserve">44</w:t>
+            </w:r>
+          </w:p>
+        </w:tc>
+        <w:tc>
+          <w:tcPr/>
+          <w:p>
+            <w:pPr>
+              <w:pStyle w:val="Compact"/>
+            </w:pPr>
+            <w:r>
+              <w:t xml:space="preserve">0</w:t>
+            </w:r>
+          </w:p>
+        </w:tc>
+        <w:tc>
+          <w:tcPr/>
+          <w:p>
+            <w:pPr>
+              <w:pStyle w:val="Compact"/>
+            </w:pPr>
+            <w:r>
+              <w:t xml:space="preserve">0</w:t>
+            </w:r>
+          </w:p>
+        </w:tc>
+        <w:tc>
+          <w:tcPr/>
+          <w:p>
+            <w:pPr>
+              <w:pStyle w:val="Compact"/>
+            </w:pPr>
+            <w:r>
+              <w:t xml:space="preserve">0</w:t>
+            </w:r>
+          </w:p>
+        </w:tc>
+        <w:tc>
+          <w:tcPr/>
+          <w:p>
+            <w:pPr>
+              <w:pStyle w:val="Compact"/>
+            </w:pPr>
+            <w:r>
+              <w:t xml:space="preserve">0</w:t>
+            </w:r>
+          </w:p>
+        </w:tc>
+        <w:tc>
+          <w:tcPr/>
+          <w:p>
+            <w:pPr>
+              <w:pStyle w:val="Compact"/>
+            </w:pPr>
+            <w:r>
+              <w:t xml:space="preserve">0</w:t>
+            </w:r>
+          </w:p>
+        </w:tc>
+        <w:tc>
+          <w:tcPr/>
+          <w:p>
+            <w:pPr>
+              <w:pStyle w:val="Compact"/>
+            </w:pPr>
+            <w:r>
+              <w:t xml:space="preserve">0</w:t>
+            </w:r>
+          </w:p>
+        </w:tc>
+      </w:tr>
+    </w:tbl>
     <w:bookmarkEnd w:id="13"/>
+    <w:bookmarkEnd w:id="14"/>
     <w:sectPr>
       <w:footnotePr>
         <w:numRestart w:val="eachSect"/>
